--- a/user_guides/individual_programs/stem_separator/Stem_Separator_User_Guide.docx
+++ b/user_guides/individual_programs/stem_separator/Stem_Separator_User_Guide.docx
@@ -16,7 +16,7 @@
         <w:jc w:val="center"/>
       </w:pPr>
       <w:r>
-        <w:t>Version 1.4.1 — October 2026</w:t>
+        <w:t>Version 2.0.0 — October 2026</w:t>
       </w:r>
     </w:p>
     <w:p>

--- a/user_guides/individual_programs/stem_separator/Stem_Separator_User_Guide.docx
+++ b/user_guides/individual_programs/stem_separator/Stem_Separator_User_Guide.docx
@@ -94,7 +94,7 @@
     </w:p>
     <w:p>
       <w:r>
-        <w:t>Demucs and torch are an optional dependency, installed with the suite's 'ml' extra (uv sync --extra ml). Without it the tool opens, explains what is missing and refuses a live run; a dry run still works.</w:t>
+        <w:t>Demucs and torch are an optional dependency. The first live run that needs them offers a one-time download (about 2.5 GB); accepting it installs them where the tool can use them, checks that Demucs loads, and then continues the run by itself. A dry run never needs them. A headless run installs the suite's 'ml' extra instead (uv sync --extra ml).</w:t>
       </w:r>
     </w:p>
     <w:p>
@@ -476,10 +476,10 @@
         <w:rPr>
           <w:b/>
         </w:rPr>
-        <w:t xml:space="preserve">Demucs is not installed: </w:t>
+        <w:t xml:space="preserve">A dialog about installing Demucs: </w:t>
       </w:r>
       <w:r>
-        <w:t>Install the 'ml' extra (uv sync --extra ml). A dry run works without it.</w:t>
+        <w:t>The first live run offers the one-time download. Accept it and the run continues once the install verifies; a failed download says why, and a dry run works without it.</w:t>
       </w:r>
     </w:p>
     <w:p>

--- a/user_guides/individual_programs/stem_separator/Stem_Separator_User_Guide.docx
+++ b/user_guides/individual_programs/stem_separator/Stem_Separator_User_Guide.docx
@@ -16,7 +16,7 @@
         <w:jc w:val="center"/>
       </w:pPr>
       <w:r>
-        <w:t>Version 2.0.0 — October 2026</w:t>
+        <w:t>Version 2.1.0 — October 2026</w:t>
       </w:r>
     </w:p>
     <w:p>

--- a/user_guides/individual_programs/stem_separator/Stem_Separator_User_Guide.docx
+++ b/user_guides/individual_programs/stem_separator/Stem_Separator_User_Guide.docx
@@ -16,7 +16,7 @@
         <w:jc w:val="center"/>
       </w:pPr>
       <w:r>
-        <w:t>Version 2.1.0 — October 2026</w:t>
+        <w:t>Version 2.1.1 — October 2026</w:t>
       </w:r>
     </w:p>
     <w:p>

--- a/user_guides/individual_programs/stem_separator/Stem_Separator_User_Guide.docx
+++ b/user_guides/individual_programs/stem_separator/Stem_Separator_User_Guide.docx
@@ -16,7 +16,7 @@
         <w:jc w:val="center"/>
       </w:pPr>
       <w:r>
-        <w:t>Version 2.1.1 — October 2026</w:t>
+        <w:t>Version 2.1.2 — October 2026</w:t>
       </w:r>
     </w:p>
     <w:p>

--- a/user_guides/individual_programs/stem_separator/Stem_Separator_User_Guide.docx
+++ b/user_guides/individual_programs/stem_separator/Stem_Separator_User_Guide.docx
@@ -16,7 +16,7 @@
         <w:jc w:val="center"/>
       </w:pPr>
       <w:r>
-        <w:t>Version 2.1.2 — October 2026</w:t>
+        <w:t>Version 2.1.3 — October 2026</w:t>
       </w:r>
     </w:p>
     <w:p>

--- a/user_guides/individual_programs/stem_separator/Stem_Separator_User_Guide.docx
+++ b/user_guides/individual_programs/stem_separator/Stem_Separator_User_Guide.docx
@@ -16,7 +16,7 @@
         <w:jc w:val="center"/>
       </w:pPr>
       <w:r>
-        <w:t>Version 2.1.3 — October 2026</w:t>
+        <w:t>Version 2.1.4 — October 2026</w:t>
       </w:r>
     </w:p>
     <w:p>

--- a/user_guides/individual_programs/stem_separator/Stem_Separator_User_Guide.docx
+++ b/user_guides/individual_programs/stem_separator/Stem_Separator_User_Guide.docx
@@ -16,7 +16,7 @@
         <w:jc w:val="center"/>
       </w:pPr>
       <w:r>
-        <w:t>Version 2.1.4 — October 2026</w:t>
+        <w:t>Version 2.1.5 — October 2026</w:t>
       </w:r>
     </w:p>
     <w:p>

--- a/user_guides/individual_programs/stem_separator/Stem_Separator_User_Guide.docx
+++ b/user_guides/individual_programs/stem_separator/Stem_Separator_User_Guide.docx
@@ -16,7 +16,7 @@
         <w:jc w:val="center"/>
       </w:pPr>
       <w:r>
-        <w:t>Version 2.1.5 — October 2026</w:t>
+        <w:t>Version 2.1.6 — October 2026</w:t>
       </w:r>
     </w:p>
     <w:p>
